--- a/working_dir_1.31/SOP - Phytoxigene qPCR Automated Analysis.docx
+++ b/working_dir_1.31/SOP - Phytoxigene qPCR Automated Analysis.docx
@@ -6,7 +6,7 @@
       <w:pPr>
         <w:spacing w:line="480" w:lineRule="auto"/>
         <w:rPr>
-          <w:rFonts w:asciiTheme="minorHAnsi" w:hAnsiTheme="minorHAnsi" w:cstheme="minorHAnsi"/>
+          <w:rFonts w:ascii="Calibri" w:hAnsi="Calibri" w:cs="Calibri"/>
           <w:sz w:val="28"/>
           <w:szCs w:val="28"/>
           <w:u w:val="single"/>
@@ -17,28 +17,11 @@
       <w:r>
         <w:rPr>
           <w:rStyle w:val="Style1"/>
+          <w:rFonts w:ascii="Calibri" w:hAnsi="Calibri" w:cs="Calibri"/>
           <w:szCs w:val="28"/>
           <w:u w:val="single"/>
         </w:rPr>
-        <w:t xml:space="preserve">Automated Analysis for </w:t>
-      </w:r>
-      <w:proofErr w:type="spellStart"/>
-      <w:r>
-        <w:rPr>
-          <w:rStyle w:val="Style1"/>
-          <w:szCs w:val="28"/>
-          <w:u w:val="single"/>
-        </w:rPr>
-        <w:t>Phytoxigene</w:t>
-      </w:r>
-      <w:proofErr w:type="spellEnd"/>
-      <w:r>
-        <w:rPr>
-          <w:rStyle w:val="Style1"/>
-          <w:szCs w:val="28"/>
-          <w:u w:val="single"/>
-        </w:rPr>
-        <w:t xml:space="preserve"> qPCR Total Cyanobacteria and Toxin Assays</w:t>
+        <w:t>Automated Analysis for Phytoxigene qPCR Total Cyanobacteria and Toxin Assays</w:t>
       </w:r>
     </w:p>
     <w:p>
@@ -135,23 +118,7 @@
           <w:rFonts w:ascii="Calibri" w:hAnsi="Calibri" w:cs="Calibri"/>
           <w:bCs/>
         </w:rPr>
-        <w:t xml:space="preserve"> R is required. The current version of code is limited to use with the </w:t>
-      </w:r>
-      <w:proofErr w:type="spellStart"/>
-      <w:r>
-        <w:rPr>
-          <w:rFonts w:ascii="Calibri" w:hAnsi="Calibri" w:cs="Calibri"/>
-          <w:bCs/>
-        </w:rPr>
-        <w:t>Phytoxigene</w:t>
-      </w:r>
-      <w:proofErr w:type="spellEnd"/>
-      <w:r>
-        <w:rPr>
-          <w:rFonts w:ascii="Calibri" w:hAnsi="Calibri" w:cs="Calibri"/>
-          <w:bCs/>
-        </w:rPr>
-        <w:t xml:space="preserve"> Total Cyanobacteria</w:t>
+        <w:t xml:space="preserve"> R is required. The current version of code is limited to use with the Phytoxigene Total Cyanobacteria</w:t>
       </w:r>
       <w:r>
         <w:rPr>
@@ -310,29 +277,18 @@
         </w:rPr>
         <w:t xml:space="preserve"> </w:t>
       </w:r>
-      <w:proofErr w:type="gramStart"/>
       <w:r>
         <w:rPr>
           <w:rFonts w:asciiTheme="minorHAnsi" w:hAnsiTheme="minorHAnsi" w:cstheme="minorHAnsi"/>
         </w:rPr>
         <w:t xml:space="preserve">from  </w:t>
       </w:r>
-      <w:proofErr w:type="spellStart"/>
-      <w:r>
-        <w:rPr>
-          <w:rFonts w:ascii="Calibri" w:hAnsi="Calibri" w:cs="Calibri"/>
-          <w:bCs/>
-        </w:rPr>
-        <w:t>Phytoxigene</w:t>
-      </w:r>
-      <w:proofErr w:type="spellEnd"/>
-      <w:proofErr w:type="gramEnd"/>
-      <w:r>
-        <w:rPr>
-          <w:rFonts w:ascii="Calibri" w:hAnsi="Calibri" w:cs="Calibri"/>
-          <w:bCs/>
-        </w:rPr>
-        <w:t xml:space="preserve"> Total Cyanobacteria and</w:t>
+      <w:r>
+        <w:rPr>
+          <w:rFonts w:ascii="Calibri" w:hAnsi="Calibri" w:cs="Calibri"/>
+          <w:bCs/>
+        </w:rPr>
+        <w:t>Phytoxigene Total Cyanobacteria and</w:t>
       </w:r>
       <w:r>
         <w:rPr>
@@ -374,23 +330,7 @@
           <w:rFonts w:ascii="Calibri" w:hAnsi="Calibri" w:cs="Calibri"/>
           <w:bCs/>
         </w:rPr>
-        <w:t xml:space="preserve">steps, with an ability to analysis samples run for Total Cyanobacteria and </w:t>
-      </w:r>
-      <w:proofErr w:type="spellStart"/>
-      <w:r>
-        <w:rPr>
-          <w:rFonts w:ascii="Calibri" w:hAnsi="Calibri" w:cs="Calibri"/>
-          <w:bCs/>
-        </w:rPr>
-        <w:t>mcyE</w:t>
-      </w:r>
-      <w:proofErr w:type="spellEnd"/>
-      <w:r>
-        <w:rPr>
-          <w:rFonts w:ascii="Calibri" w:hAnsi="Calibri" w:cs="Calibri"/>
-          <w:bCs/>
-        </w:rPr>
-        <w:t xml:space="preserve"> Toxin gene </w:t>
+        <w:t xml:space="preserve">steps, with an ability to analysis samples run for Total Cyanobacteria and mcyE Toxin gene </w:t>
       </w:r>
       <w:r>
         <w:rPr>
@@ -684,21 +624,7 @@
               <w:rPr>
                 <w:rFonts w:asciiTheme="minorHAnsi" w:hAnsiTheme="minorHAnsi" w:cstheme="minorHAnsi"/>
               </w:rPr>
-              <w:t>Volume (µl) of gDNA added to each qPCR reaction (</w:t>
-            </w:r>
-            <w:proofErr w:type="spellStart"/>
-            <w:r>
-              <w:rPr>
-                <w:rFonts w:asciiTheme="minorHAnsi" w:hAnsiTheme="minorHAnsi" w:cstheme="minorHAnsi"/>
-              </w:rPr>
-              <w:t>Phytoxigene</w:t>
-            </w:r>
-            <w:proofErr w:type="spellEnd"/>
-            <w:r>
-              <w:rPr>
-                <w:rFonts w:asciiTheme="minorHAnsi" w:hAnsiTheme="minorHAnsi" w:cstheme="minorHAnsi"/>
-              </w:rPr>
-              <w:t xml:space="preserve"> protocol is 5 µl)</w:t>
+              <w:t>Volume (µl) of gDNA added to each qPCR reaction (Phytoxigene protocol is 5 µl)</w:t>
             </w:r>
           </w:p>
         </w:tc>
@@ -1093,21 +1019,12 @@
           <w:bCs/>
         </w:rPr>
       </w:pPr>
-      <w:proofErr w:type="spellStart"/>
-      <w:r>
-        <w:rPr>
-          <w:rFonts w:ascii="Calibri" w:hAnsi="Calibri" w:cs="Calibri"/>
-          <w:bCs/>
-        </w:rPr>
-        <w:t>Phytoxigene</w:t>
-      </w:r>
-      <w:proofErr w:type="spellEnd"/>
-      <w:r>
-        <w:rPr>
-          <w:rFonts w:ascii="Calibri" w:hAnsi="Calibri" w:cs="Calibri"/>
-          <w:bCs/>
-        </w:rPr>
-        <w:t xml:space="preserve"> Total Cyanobacteria </w:t>
+      <w:r>
+        <w:rPr>
+          <w:rFonts w:ascii="Calibri" w:hAnsi="Calibri" w:cs="Calibri"/>
+          <w:bCs/>
+        </w:rPr>
+        <w:t xml:space="preserve">Phytoxigene Total Cyanobacteria </w:t>
       </w:r>
       <w:r>
         <w:rPr>
@@ -1158,21 +1075,12 @@
           <w:bCs/>
         </w:rPr>
       </w:pPr>
-      <w:proofErr w:type="spellStart"/>
-      <w:r>
-        <w:rPr>
-          <w:rFonts w:ascii="Calibri" w:hAnsi="Calibri" w:cs="Calibri"/>
-          <w:bCs/>
-        </w:rPr>
-        <w:t>Phytoxigene</w:t>
-      </w:r>
-      <w:proofErr w:type="spellEnd"/>
-      <w:r>
-        <w:rPr>
-          <w:rFonts w:ascii="Calibri" w:hAnsi="Calibri" w:cs="Calibri"/>
-          <w:bCs/>
-        </w:rPr>
-        <w:t xml:space="preserve"> Toxin Assay (</w:t>
+      <w:r>
+        <w:rPr>
+          <w:rFonts w:ascii="Calibri" w:hAnsi="Calibri" w:cs="Calibri"/>
+          <w:bCs/>
+        </w:rPr>
+        <w:t>Phytoxigene Toxin Assay (</w:t>
       </w:r>
       <w:r>
         <w:rPr>
@@ -1243,7 +1151,6 @@
         </w:rPr>
         <w:tab/>
       </w:r>
-      <w:proofErr w:type="spellStart"/>
       <w:r>
         <w:rPr>
           <w:rFonts w:ascii="Calibri" w:hAnsi="Calibri" w:cs="Calibri"/>
@@ -1260,7 +1167,6 @@
         </w:rPr>
         <w:t>edt</w:t>
       </w:r>
-      <w:proofErr w:type="spellEnd"/>
     </w:p>
     <w:p>
       <w:pPr>
@@ -1283,7 +1189,6 @@
           <w:rFonts w:ascii="Calibri" w:hAnsi="Calibri" w:cs="Calibri"/>
           <w:bCs/>
         </w:rPr>
-        <w:lastRenderedPageBreak/>
         <w:t>RStudio</w:t>
       </w:r>
       <w:r>
@@ -1338,6 +1243,7 @@
           <w:sz w:val="28"/>
           <w:szCs w:val="28"/>
         </w:rPr>
+        <w:lastRenderedPageBreak/>
         <w:t>PREPARATION</w:t>
       </w:r>
       <w:bookmarkEnd w:id="6"/>
@@ -1365,16 +1271,8 @@
         <w:rPr>
           <w:rFonts w:asciiTheme="minorHAnsi" w:hAnsiTheme="minorHAnsi" w:cstheme="minorHAnsi"/>
         </w:rPr>
-        <w:t xml:space="preserve"> (.</w:t>
-      </w:r>
-      <w:proofErr w:type="spellStart"/>
-      <w:r>
-        <w:rPr>
-          <w:rFonts w:asciiTheme="minorHAnsi" w:hAnsiTheme="minorHAnsi" w:cstheme="minorHAnsi"/>
-        </w:rPr>
-        <w:t>xls</w:t>
-      </w:r>
-      <w:proofErr w:type="spellEnd"/>
+        <w:t xml:space="preserve"> (.xls</w:t>
+      </w:r>
       <w:r>
         <w:rPr>
           <w:rFonts w:asciiTheme="minorHAnsi" w:hAnsiTheme="minorHAnsi" w:cstheme="minorHAnsi"/>
@@ -1476,16 +1374,8 @@
         <w:rPr>
           <w:rFonts w:asciiTheme="minorHAnsi" w:hAnsiTheme="minorHAnsi" w:cstheme="minorHAnsi"/>
         </w:rPr>
-        <w:t>Click on ‘results’ tab in the .</w:t>
-      </w:r>
-      <w:proofErr w:type="spellStart"/>
-      <w:r>
-        <w:rPr>
-          <w:rFonts w:asciiTheme="minorHAnsi" w:hAnsiTheme="minorHAnsi" w:cstheme="minorHAnsi"/>
-        </w:rPr>
-        <w:t>xls</w:t>
-      </w:r>
-      <w:proofErr w:type="spellEnd"/>
+        <w:t>Click on ‘results’ tab in the .xls</w:t>
+      </w:r>
       <w:r>
         <w:rPr>
           <w:rFonts w:asciiTheme="minorHAnsi" w:hAnsiTheme="minorHAnsi" w:cstheme="minorHAnsi"/>
@@ -1537,21 +1427,7 @@
         <w:rPr>
           <w:rFonts w:asciiTheme="minorHAnsi" w:hAnsiTheme="minorHAnsi" w:cstheme="minorHAnsi"/>
         </w:rPr>
-        <w:t xml:space="preserve">unzipped </w:t>
-      </w:r>
-      <w:proofErr w:type="spellStart"/>
-      <w:r>
-        <w:rPr>
-          <w:rFonts w:asciiTheme="minorHAnsi" w:hAnsiTheme="minorHAnsi" w:cstheme="minorHAnsi"/>
-        </w:rPr>
-        <w:t>working_dir</w:t>
-      </w:r>
-      <w:proofErr w:type="spellEnd"/>
-      <w:r>
-        <w:rPr>
-          <w:rFonts w:asciiTheme="minorHAnsi" w:hAnsiTheme="minorHAnsi" w:cstheme="minorHAnsi"/>
-        </w:rPr>
-        <w:t xml:space="preserve"> directory </w:t>
+        <w:t xml:space="preserve">unzipped working_dir directory </w:t>
       </w:r>
       <w:r>
         <w:rPr>
@@ -1597,25 +1473,7 @@
           <w:i/>
           <w:iCs/>
         </w:rPr>
-        <w:t xml:space="preserve">ile can be </w:t>
-      </w:r>
-      <w:proofErr w:type="gramStart"/>
-      <w:r>
-        <w:rPr>
-          <w:rFonts w:asciiTheme="minorHAnsi" w:hAnsiTheme="minorHAnsi" w:cstheme="minorHAnsi"/>
-          <w:i/>
-          <w:iCs/>
-        </w:rPr>
-        <w:t>save</w:t>
-      </w:r>
-      <w:proofErr w:type="gramEnd"/>
-      <w:r>
-        <w:rPr>
-          <w:rFonts w:asciiTheme="minorHAnsi" w:hAnsiTheme="minorHAnsi" w:cstheme="minorHAnsi"/>
-          <w:i/>
-          <w:iCs/>
-        </w:rPr>
-        <w:t xml:space="preserve"> under any name, but must have “.csv” file extension</w:t>
+        <w:t>ile can be save under any name, but must have “.csv” file extension</w:t>
       </w:r>
     </w:p>
     <w:p>
@@ -1756,7 +1614,6 @@
         </w:rPr>
         <w:tab/>
       </w:r>
-      <w:proofErr w:type="gramStart"/>
       <w:r>
         <w:rPr>
           <w:rFonts w:asciiTheme="minorHAnsi" w:hAnsiTheme="minorHAnsi" w:cstheme="minorHAnsi"/>
@@ -1771,16 +1628,7 @@
           <w:i/>
           <w:iCs/>
         </w:rPr>
-        <w:t>.</w:t>
-      </w:r>
-      <w:proofErr w:type="gramEnd"/>
-      <w:r>
-        <w:rPr>
-          <w:rFonts w:asciiTheme="minorHAnsi" w:hAnsiTheme="minorHAnsi" w:cstheme="minorHAnsi"/>
-          <w:i/>
-          <w:iCs/>
-        </w:rPr>
-        <w:t xml:space="preserve"> </w:t>
+        <w:t xml:space="preserve">. </w:t>
       </w:r>
       <w:r>
         <w:rPr>
@@ -1853,21 +1701,7 @@
         <w:rPr>
           <w:rFonts w:asciiTheme="minorHAnsi" w:hAnsiTheme="minorHAnsi" w:cstheme="minorHAnsi"/>
         </w:rPr>
-        <w:t xml:space="preserve">into the </w:t>
-      </w:r>
-      <w:proofErr w:type="spellStart"/>
-      <w:r>
-        <w:rPr>
-          <w:rFonts w:asciiTheme="minorHAnsi" w:hAnsiTheme="minorHAnsi" w:cstheme="minorHAnsi"/>
-        </w:rPr>
-        <w:t>working_dir</w:t>
-      </w:r>
-      <w:proofErr w:type="spellEnd"/>
-      <w:r>
-        <w:rPr>
-          <w:rFonts w:asciiTheme="minorHAnsi" w:hAnsiTheme="minorHAnsi" w:cstheme="minorHAnsi"/>
-        </w:rPr>
-        <w:t xml:space="preserve">.  </w:t>
+        <w:t xml:space="preserve">into the working_dir.  </w:t>
       </w:r>
     </w:p>
     <w:p>
@@ -2011,42 +1845,8 @@
           <w:rFonts w:asciiTheme="minorHAnsi" w:hAnsiTheme="minorHAnsi" w:cstheme="minorHAnsi"/>
           <w:bCs/>
         </w:rPr>
-        <w:t xml:space="preserve"> </w:t>
-      </w:r>
-      <w:proofErr w:type="spellStart"/>
-      <w:r>
-        <w:rPr>
-          <w:rFonts w:asciiTheme="minorHAnsi" w:hAnsiTheme="minorHAnsi" w:cstheme="minorHAnsi"/>
-          <w:bCs/>
-        </w:rPr>
-        <w:t>analysis_</w:t>
-      </w:r>
-      <w:proofErr w:type="gramStart"/>
-      <w:r>
-        <w:rPr>
-          <w:rFonts w:asciiTheme="minorHAnsi" w:hAnsiTheme="minorHAnsi" w:cstheme="minorHAnsi"/>
-          <w:bCs/>
-        </w:rPr>
-        <w:t>code.R</w:t>
-      </w:r>
-      <w:proofErr w:type="spellEnd"/>
-      <w:proofErr w:type="gramEnd"/>
-      <w:r>
-        <w:rPr>
-          <w:rFonts w:asciiTheme="minorHAnsi" w:hAnsiTheme="minorHAnsi" w:cstheme="minorHAnsi"/>
-          <w:bCs/>
-        </w:rPr>
-        <w:t xml:space="preserve"> in </w:t>
-      </w:r>
-      <w:proofErr w:type="spellStart"/>
-      <w:r>
-        <w:rPr>
-          <w:rFonts w:asciiTheme="minorHAnsi" w:hAnsiTheme="minorHAnsi" w:cstheme="minorHAnsi"/>
-          <w:bCs/>
-        </w:rPr>
-        <w:t>Rstudio</w:t>
-      </w:r>
-      <w:proofErr w:type="spellEnd"/>
+        <w:t xml:space="preserve"> analysis_code.R in Rstudio</w:t>
+      </w:r>
       <w:r>
         <w:rPr>
           <w:rFonts w:asciiTheme="minorHAnsi" w:hAnsiTheme="minorHAnsi" w:cstheme="minorHAnsi"/>
@@ -2180,23 +1980,7 @@
           <w:rFonts w:asciiTheme="minorHAnsi" w:hAnsiTheme="minorHAnsi" w:cstheme="minorHAnsi"/>
           <w:bCs/>
         </w:rPr>
-        <w:t xml:space="preserve"> (5µL is standard for </w:t>
-      </w:r>
-      <w:proofErr w:type="spellStart"/>
-      <w:r>
-        <w:rPr>
-          <w:rFonts w:asciiTheme="minorHAnsi" w:hAnsiTheme="minorHAnsi" w:cstheme="minorHAnsi"/>
-          <w:bCs/>
-        </w:rPr>
-        <w:t>Phytoxigene</w:t>
-      </w:r>
-      <w:proofErr w:type="spellEnd"/>
-      <w:r>
-        <w:rPr>
-          <w:rFonts w:asciiTheme="minorHAnsi" w:hAnsiTheme="minorHAnsi" w:cstheme="minorHAnsi"/>
-          <w:bCs/>
-        </w:rPr>
-        <w:t xml:space="preserve"> protocols) </w:t>
+        <w:t xml:space="preserve"> (5µL is standard for Phytoxigene protocols) </w:t>
       </w:r>
       <w:r>
         <w:rPr>
@@ -2212,7 +1996,6 @@
         </w:rPr>
         <w:tab/>
       </w:r>
-      <w:proofErr w:type="gramStart"/>
       <w:r>
         <w:rPr>
           <w:rFonts w:asciiTheme="minorHAnsi" w:hAnsiTheme="minorHAnsi" w:cstheme="minorHAnsi"/>
@@ -2236,17 +2019,7 @@
           <w:i/>
           <w:iCs/>
         </w:rPr>
-        <w:t>f</w:t>
-      </w:r>
-      <w:proofErr w:type="gramEnd"/>
-      <w:r>
-        <w:rPr>
-          <w:rFonts w:asciiTheme="minorHAnsi" w:hAnsiTheme="minorHAnsi" w:cstheme="minorHAnsi"/>
-          <w:bCs/>
-          <w:i/>
-          <w:iCs/>
-        </w:rPr>
-        <w:t xml:space="preserve"> </w:t>
+        <w:t xml:space="preserve">f </w:t>
       </w:r>
       <w:r>
         <w:rPr>
@@ -2350,7 +2123,6 @@
         </w:rPr>
         <w:tab/>
       </w:r>
-      <w:proofErr w:type="gramStart"/>
       <w:r>
         <w:rPr>
           <w:rFonts w:asciiTheme="minorHAnsi" w:hAnsiTheme="minorHAnsi" w:cstheme="minorHAnsi"/>
@@ -2376,7 +2148,6 @@
         </w:rPr>
         <w:tab/>
       </w:r>
-      <w:proofErr w:type="gramEnd"/>
       <w:r>
         <w:rPr>
           <w:rFonts w:asciiTheme="minorHAnsi" w:hAnsiTheme="minorHAnsi" w:cstheme="minorHAnsi"/>
@@ -2551,7 +2322,6 @@
           <w:i/>
           <w:iCs/>
         </w:rPr>
-        <w:lastRenderedPageBreak/>
         <w:t>Example:</w:t>
       </w:r>
       <w:r>
@@ -2596,23 +2366,7 @@
           <w:rFonts w:ascii="Calibri" w:hAnsi="Calibri" w:cs="Calibri"/>
           <w:bCs/>
         </w:rPr>
-        <w:t xml:space="preserve"> to </w:t>
-      </w:r>
-      <w:proofErr w:type="gramStart"/>
-      <w:r>
-        <w:rPr>
-          <w:rFonts w:ascii="Calibri" w:hAnsi="Calibri" w:cs="Calibri"/>
-          <w:bCs/>
-        </w:rPr>
-        <w:t>c(</w:t>
-      </w:r>
-      <w:proofErr w:type="gramEnd"/>
-      <w:r>
-        <w:rPr>
-          <w:rFonts w:ascii="Calibri" w:hAnsi="Calibri" w:cs="Calibri"/>
-          <w:bCs/>
-        </w:rPr>
-        <w:t>‘extCNTRL1’, ‘extCNTRL2’)</w:t>
+        <w:t xml:space="preserve"> to c(‘extCNTRL1’, ‘extCNTRL2’)</w:t>
       </w:r>
     </w:p>
     <w:p>
@@ -2643,6 +2397,7 @@
           <w:rFonts w:ascii="Calibri" w:hAnsi="Calibri" w:cs="Calibri"/>
           <w:bCs/>
         </w:rPr>
+        <w:lastRenderedPageBreak/>
         <w:t xml:space="preserve">Run code by </w:t>
       </w:r>
       <w:r>
@@ -2650,39 +2405,7 @@
           <w:rFonts w:ascii="Calibri" w:hAnsi="Calibri" w:cs="Calibri"/>
           <w:color w:val="202124"/>
         </w:rPr>
-        <w:t xml:space="preserve">pressing the </w:t>
-      </w:r>
-      <w:proofErr w:type="spellStart"/>
-      <w:r>
-        <w:rPr>
-          <w:rFonts w:ascii="Calibri" w:hAnsi="Calibri" w:cs="Calibri"/>
-          <w:color w:val="202124"/>
-        </w:rPr>
-        <w:t>Ctrl+Enter</w:t>
-      </w:r>
-      <w:proofErr w:type="spellEnd"/>
-      <w:r>
-        <w:rPr>
-          <w:rFonts w:ascii="Calibri" w:hAnsi="Calibri" w:cs="Calibri"/>
-          <w:color w:val="202124"/>
-        </w:rPr>
-        <w:t xml:space="preserve"> (Windows), </w:t>
-      </w:r>
-      <w:proofErr w:type="spellStart"/>
-      <w:r>
-        <w:rPr>
-          <w:rFonts w:ascii="Calibri" w:hAnsi="Calibri" w:cs="Calibri"/>
-          <w:color w:val="202124"/>
-        </w:rPr>
-        <w:t>Command+Enter</w:t>
-      </w:r>
-      <w:proofErr w:type="spellEnd"/>
-      <w:r>
-        <w:rPr>
-          <w:rFonts w:ascii="Calibri" w:hAnsi="Calibri" w:cs="Calibri"/>
-          <w:color w:val="202124"/>
-        </w:rPr>
-        <w:t xml:space="preserve"> (Mac), or use the Run toolbar button</w:t>
+        <w:t>pressing the Ctrl+Enter (Windows), Command+Enter (Mac), or use the Run toolbar button</w:t>
       </w:r>
     </w:p>
     <w:p>
@@ -2732,31 +2455,13 @@
           <w:bCs/>
         </w:rPr>
       </w:pPr>
-      <w:proofErr w:type="gramStart"/>
-      <w:r>
-        <w:rPr>
-          <w:rFonts w:ascii="Calibri" w:hAnsi="Calibri" w:cs="Calibri"/>
-          <w:bCs/>
-        </w:rPr>
-        <w:t>After running the code, there</w:t>
-      </w:r>
-      <w:proofErr w:type="gramEnd"/>
-      <w:r>
-        <w:rPr>
-          <w:rFonts w:ascii="Calibri" w:hAnsi="Calibri" w:cs="Calibri"/>
-          <w:bCs/>
-        </w:rPr>
-        <w:t xml:space="preserve"> will be multiple output files generated in the “output” folder of the </w:t>
-      </w:r>
-      <w:proofErr w:type="spellStart"/>
-      <w:r>
-        <w:rPr>
-          <w:rFonts w:ascii="Calibri" w:hAnsi="Calibri" w:cs="Calibri"/>
-          <w:bCs/>
-        </w:rPr>
-        <w:t>working_dir</w:t>
-      </w:r>
-      <w:proofErr w:type="spellEnd"/>
+      <w:r>
+        <w:rPr>
+          <w:rFonts w:ascii="Calibri" w:hAnsi="Calibri" w:cs="Calibri"/>
+          <w:bCs/>
+        </w:rPr>
+        <w:t>After running the code, there will be multiple output files generated in the “output” folder of the working_dir</w:t>
+      </w:r>
       <w:r>
         <w:rPr>
           <w:rFonts w:ascii="Calibri" w:hAnsi="Calibri" w:cs="Calibri"/>
@@ -2794,7 +2499,6 @@
         </w:rPr>
         <w:t>Open the file with the prefix “</w:t>
       </w:r>
-      <w:proofErr w:type="spellStart"/>
       <w:r>
         <w:rPr>
           <w:rFonts w:ascii="Calibri" w:hAnsi="Calibri" w:cs="Calibri"/>
@@ -2802,7 +2506,6 @@
         </w:rPr>
         <w:t>Run_results_summary</w:t>
       </w:r>
-      <w:proofErr w:type="spellEnd"/>
       <w:r>
         <w:rPr>
           <w:rFonts w:ascii="Calibri" w:hAnsi="Calibri" w:cs="Calibri"/>
@@ -2837,23 +2540,7 @@
           <w:rFonts w:ascii="Calibri" w:hAnsi="Calibri" w:cs="Calibri"/>
           <w:bCs/>
         </w:rPr>
-        <w:t>Rows 1-</w:t>
-      </w:r>
-      <w:proofErr w:type="gramStart"/>
-      <w:r>
-        <w:rPr>
-          <w:rFonts w:ascii="Calibri" w:hAnsi="Calibri" w:cs="Calibri"/>
-          <w:bCs/>
-        </w:rPr>
-        <w:t>5 :</w:t>
-      </w:r>
-      <w:proofErr w:type="gramEnd"/>
-      <w:r>
-        <w:rPr>
-          <w:rFonts w:ascii="Calibri" w:hAnsi="Calibri" w:cs="Calibri"/>
-          <w:bCs/>
-        </w:rPr>
-        <w:t xml:space="preserve"> metadata pertaining to the QuantStudio6 run</w:t>
+        <w:t>Rows 1-5 : metadata pertaining to the QuantStudio6 run</w:t>
       </w:r>
     </w:p>
     <w:p>
@@ -2882,23 +2569,7 @@
           <w:rFonts w:ascii="Calibri" w:hAnsi="Calibri" w:cs="Calibri"/>
           <w:bCs/>
         </w:rPr>
-        <w:t>Rows 7-</w:t>
-      </w:r>
-      <w:proofErr w:type="gramStart"/>
-      <w:r>
-        <w:rPr>
-          <w:rFonts w:ascii="Calibri" w:hAnsi="Calibri" w:cs="Calibri"/>
-          <w:bCs/>
-        </w:rPr>
-        <w:t>8 :</w:t>
-      </w:r>
-      <w:proofErr w:type="gramEnd"/>
-      <w:r>
-        <w:rPr>
-          <w:rFonts w:ascii="Calibri" w:hAnsi="Calibri" w:cs="Calibri"/>
-          <w:bCs/>
-        </w:rPr>
-        <w:t xml:space="preserve"> QC results for Total Cyanobacteria</w:t>
+        <w:t>Rows 7-8 : QC results for Total Cyanobacteria</w:t>
       </w:r>
       <w:r>
         <w:rPr>
@@ -3050,7 +2721,6 @@
         </w:rPr>
         <w:t>-</w:t>
       </w:r>
-      <w:proofErr w:type="gramStart"/>
       <w:r>
         <w:rPr>
           <w:rFonts w:ascii="Calibri" w:hAnsi="Calibri" w:cs="Calibri"/>
@@ -3063,31 +2733,14 @@
           <w:rFonts w:ascii="Calibri" w:hAnsi="Calibri" w:cs="Calibri"/>
           <w:bCs/>
         </w:rPr>
-        <w:t xml:space="preserve"> :</w:t>
-      </w:r>
-      <w:proofErr w:type="gramEnd"/>
-      <w:r>
-        <w:rPr>
-          <w:rFonts w:ascii="Calibri" w:hAnsi="Calibri" w:cs="Calibri"/>
-          <w:bCs/>
-        </w:rPr>
-        <w:t xml:space="preserve"> QC results for </w:t>
-      </w:r>
-      <w:proofErr w:type="spellStart"/>
-      <w:r>
-        <w:rPr>
-          <w:rFonts w:ascii="Calibri" w:hAnsi="Calibri" w:cs="Calibri"/>
-          <w:bCs/>
-        </w:rPr>
-        <w:t>mcyE</w:t>
-      </w:r>
-      <w:proofErr w:type="spellEnd"/>
-      <w:r>
-        <w:rPr>
-          <w:rFonts w:ascii="Calibri" w:hAnsi="Calibri" w:cs="Calibri"/>
-          <w:bCs/>
-        </w:rPr>
-        <w:t xml:space="preserve"> Toxin assay</w:t>
+        <w:t xml:space="preserve"> : QC results for </w:t>
+      </w:r>
+      <w:r>
+        <w:rPr>
+          <w:rFonts w:ascii="Calibri" w:hAnsi="Calibri" w:cs="Calibri"/>
+          <w:bCs/>
+        </w:rPr>
+        <w:t>mcyE Toxin assay</w:t>
       </w:r>
       <w:r>
         <w:rPr>
@@ -3809,15 +3462,7 @@
                 <w:rFonts w:ascii="Calibri" w:hAnsi="Calibri" w:cs="Calibri"/>
                 <w:bCs/>
               </w:rPr>
-              <w:t xml:space="preserve"> substantial amplification (contamination) in </w:t>
-            </w:r>
-            <w:r>
-              <w:rPr>
-                <w:rFonts w:ascii="Calibri" w:hAnsi="Calibri" w:cs="Calibri"/>
-                <w:bCs/>
-              </w:rPr>
-              <w:lastRenderedPageBreak/>
-              <w:t>gDNA extraction control</w:t>
+              <w:t xml:space="preserve"> substantial amplification (contamination) in gDNA extraction control</w:t>
             </w:r>
           </w:p>
         </w:tc>
@@ -4254,23 +3899,7 @@
           <w:rFonts w:ascii="Calibri" w:hAnsi="Calibri" w:cs="Calibri"/>
           <w:bCs/>
         </w:rPr>
-        <w:t>Rows 13-</w:t>
-      </w:r>
-      <w:proofErr w:type="gramStart"/>
-      <w:r>
-        <w:rPr>
-          <w:rFonts w:ascii="Calibri" w:hAnsi="Calibri" w:cs="Calibri"/>
-          <w:bCs/>
-        </w:rPr>
-        <w:t>14 :</w:t>
-      </w:r>
-      <w:proofErr w:type="gramEnd"/>
-      <w:r>
-        <w:rPr>
-          <w:rFonts w:ascii="Calibri" w:hAnsi="Calibri" w:cs="Calibri"/>
-          <w:bCs/>
-        </w:rPr>
-        <w:t xml:space="preserve"> </w:t>
+        <w:t xml:space="preserve">Rows 13-14 : </w:t>
       </w:r>
       <w:r>
         <w:rPr>
@@ -4327,39 +3956,7 @@
           <w:rFonts w:ascii="Calibri" w:hAnsi="Calibri" w:cs="Calibri"/>
           <w:bCs/>
         </w:rPr>
-        <w:t xml:space="preserve"> 17-</w:t>
-      </w:r>
-      <w:proofErr w:type="gramStart"/>
-      <w:r>
-        <w:rPr>
-          <w:rFonts w:ascii="Calibri" w:hAnsi="Calibri" w:cs="Calibri"/>
-          <w:bCs/>
-        </w:rPr>
-        <w:t>18 :</w:t>
-      </w:r>
-      <w:proofErr w:type="gramEnd"/>
-      <w:r>
-        <w:rPr>
-          <w:rFonts w:ascii="Calibri" w:hAnsi="Calibri" w:cs="Calibri"/>
-          <w:bCs/>
-        </w:rPr>
-        <w:t xml:space="preserve"> </w:t>
-      </w:r>
-      <w:proofErr w:type="spellStart"/>
-      <w:r>
-        <w:rPr>
-          <w:rFonts w:ascii="Calibri" w:hAnsi="Calibri" w:cs="Calibri"/>
-          <w:bCs/>
-        </w:rPr>
-        <w:t>mcyE</w:t>
-      </w:r>
-      <w:proofErr w:type="spellEnd"/>
-      <w:r>
-        <w:rPr>
-          <w:rFonts w:ascii="Calibri" w:hAnsi="Calibri" w:cs="Calibri"/>
-          <w:bCs/>
-        </w:rPr>
-        <w:t xml:space="preserve"> Toxin assay standard curve parameters generated from the standard curve reactions included in the processed run as well as previous runs (std_curve.csv; optional).  </w:t>
+        <w:t xml:space="preserve"> 17-18 : mcyE Toxin assay standard curve parameters generated from the standard curve reactions included in the processed run as well as previous runs (std_curve.csv; optional).  </w:t>
       </w:r>
     </w:p>
     <w:p>
@@ -4593,62 +4190,14 @@
           <w:rFonts w:ascii="Calibri" w:hAnsi="Calibri" w:cs="Calibri"/>
           <w:bCs/>
         </w:rPr>
-        <w:t>Rows 21</w:t>
-      </w:r>
-      <w:proofErr w:type="gramStart"/>
-      <w:r>
-        <w:rPr>
-          <w:rFonts w:ascii="Calibri" w:hAnsi="Calibri" w:cs="Calibri"/>
-          <w:bCs/>
-        </w:rPr>
-        <w:t>+ :</w:t>
-      </w:r>
-      <w:proofErr w:type="gramEnd"/>
-      <w:r>
-        <w:rPr>
-          <w:rFonts w:ascii="Calibri" w:hAnsi="Calibri" w:cs="Calibri"/>
-          <w:bCs/>
-        </w:rPr>
-        <w:t xml:space="preserve"> Manually enter dilution factor (column E: “</w:t>
-      </w:r>
-      <w:proofErr w:type="spellStart"/>
-      <w:r>
-        <w:rPr>
-          <w:rFonts w:ascii="Calibri" w:hAnsi="Calibri" w:cs="Calibri"/>
-          <w:bCs/>
-        </w:rPr>
-        <w:t>dilution_factor</w:t>
-      </w:r>
-      <w:proofErr w:type="spellEnd"/>
-      <w:r>
-        <w:rPr>
-          <w:rFonts w:ascii="Calibri" w:hAnsi="Calibri" w:cs="Calibri"/>
-          <w:bCs/>
-        </w:rPr>
-        <w:t>”) for each sample.  Manually enter the volume (mL) of sample water processed through the filter used for gDNA extraction</w:t>
-      </w:r>
-      <w:r>
-        <w:rPr>
-          <w:rFonts w:ascii="Calibri" w:hAnsi="Calibri" w:cs="Calibri"/>
-          <w:bCs/>
-        </w:rPr>
-        <w:t xml:space="preserve"> (column H: “</w:t>
-      </w:r>
-      <w:proofErr w:type="spellStart"/>
-      <w:r>
-        <w:rPr>
-          <w:rFonts w:ascii="Calibri" w:hAnsi="Calibri" w:cs="Calibri"/>
-          <w:bCs/>
-        </w:rPr>
-        <w:t>volume_filtered_mL</w:t>
-      </w:r>
-      <w:proofErr w:type="spellEnd"/>
-      <w:r>
-        <w:rPr>
-          <w:rFonts w:ascii="Calibri" w:hAnsi="Calibri" w:cs="Calibri"/>
-          <w:bCs/>
-        </w:rPr>
-        <w:t xml:space="preserve">”) for each sample. </w:t>
+        <w:t>Rows 21+ : Manually enter dilution factor (column E: “dilution_factor”) for each sample.  Manually enter the volume (mL) of sample water processed through the filter used for gDNA extraction</w:t>
+      </w:r>
+      <w:r>
+        <w:rPr>
+          <w:rFonts w:ascii="Calibri" w:hAnsi="Calibri" w:cs="Calibri"/>
+          <w:bCs/>
+        </w:rPr>
+        <w:t xml:space="preserve"> (column H: “volume_filtered_mL”) for each sample. </w:t>
       </w:r>
     </w:p>
     <w:p>
@@ -4782,7 +4331,6 @@
           <w:rFonts w:ascii="Calibri" w:hAnsi="Calibri" w:cs="Calibri"/>
           <w:bCs/>
         </w:rPr>
-        <w:lastRenderedPageBreak/>
         <w:t xml:space="preserve">Once </w:t>
       </w:r>
       <w:r>
@@ -4797,23 +4345,7 @@
           <w:rFonts w:ascii="Calibri" w:hAnsi="Calibri" w:cs="Calibri"/>
           <w:bCs/>
         </w:rPr>
-        <w:t xml:space="preserve">units: copies per </w:t>
-      </w:r>
-      <w:proofErr w:type="spellStart"/>
-      <w:r>
-        <w:rPr>
-          <w:rFonts w:ascii="Calibri" w:hAnsi="Calibri" w:cs="Calibri"/>
-          <w:bCs/>
-        </w:rPr>
-        <w:t>mL.</w:t>
-      </w:r>
-      <w:proofErr w:type="spellEnd"/>
-      <w:r>
-        <w:rPr>
-          <w:rFonts w:ascii="Calibri" w:hAnsi="Calibri" w:cs="Calibri"/>
-          <w:bCs/>
-        </w:rPr>
-        <w:t xml:space="preserve">  </w:t>
+        <w:t xml:space="preserve">units: copies per mL.  </w:t>
       </w:r>
     </w:p>
     <w:p>
@@ -4842,135 +4374,15 @@
           <w:rFonts w:ascii="Calibri" w:hAnsi="Calibri" w:cs="Calibri"/>
           <w:bCs/>
         </w:rPr>
-        <w:t xml:space="preserve">Undetermined samples: Samples that were designated with “Undetermined” CT values during the run will be included in the </w:t>
-      </w:r>
-      <w:proofErr w:type="spellStart"/>
-      <w:r>
-        <w:rPr>
-          <w:rFonts w:ascii="Calibri" w:hAnsi="Calibri" w:cs="Calibri"/>
-          <w:bCs/>
-        </w:rPr>
-        <w:t>Run_results</w:t>
-      </w:r>
-      <w:proofErr w:type="spellEnd"/>
-      <w:r>
-        <w:rPr>
-          <w:rFonts w:ascii="Calibri" w:hAnsi="Calibri" w:cs="Calibri"/>
-          <w:bCs/>
-        </w:rPr>
-        <w:t xml:space="preserve"> and </w:t>
-      </w:r>
-      <w:proofErr w:type="spellStart"/>
-      <w:proofErr w:type="gramStart"/>
-      <w:r>
-        <w:rPr>
-          <w:rFonts w:ascii="Calibri" w:hAnsi="Calibri" w:cs="Calibri"/>
-          <w:bCs/>
-        </w:rPr>
-        <w:t>Run</w:t>
-      </w:r>
-      <w:proofErr w:type="gramEnd"/>
-      <w:r>
-        <w:rPr>
-          <w:rFonts w:ascii="Calibri" w:hAnsi="Calibri" w:cs="Calibri"/>
-          <w:bCs/>
-        </w:rPr>
-        <w:t>_results_summary</w:t>
-      </w:r>
-      <w:proofErr w:type="spellEnd"/>
-      <w:r>
-        <w:rPr>
-          <w:rFonts w:ascii="Calibri" w:hAnsi="Calibri" w:cs="Calibri"/>
-          <w:bCs/>
-        </w:rPr>
-        <w:t xml:space="preserve"> outputs; however, if a sample is run in replicate and some of the replicates are “Undetermined”, while others have CT values, the </w:t>
-      </w:r>
-      <w:proofErr w:type="spellStart"/>
-      <w:r>
-        <w:rPr>
-          <w:rFonts w:ascii="Calibri" w:hAnsi="Calibri" w:cs="Calibri"/>
-          <w:bCs/>
-        </w:rPr>
-        <w:t>Run_results_summary</w:t>
-      </w:r>
-      <w:proofErr w:type="spellEnd"/>
-      <w:r>
-        <w:rPr>
-          <w:rFonts w:ascii="Calibri" w:hAnsi="Calibri" w:cs="Calibri"/>
-          <w:bCs/>
-        </w:rPr>
-        <w:t xml:space="preserve"> will only calculate </w:t>
-      </w:r>
-      <w:proofErr w:type="spellStart"/>
-      <w:r>
-        <w:rPr>
-          <w:rFonts w:ascii="Calibri" w:hAnsi="Calibri" w:cs="Calibri"/>
-          <w:bCs/>
-        </w:rPr>
-        <w:t>CPR_mean</w:t>
-      </w:r>
-      <w:proofErr w:type="spellEnd"/>
-      <w:r>
-        <w:rPr>
-          <w:rFonts w:ascii="Calibri" w:hAnsi="Calibri" w:cs="Calibri"/>
-          <w:bCs/>
-        </w:rPr>
-        <w:t xml:space="preserve"> for those samples with CT values.  </w:t>
-      </w:r>
-      <w:r>
-        <w:rPr>
-          <w:rFonts w:ascii="Calibri" w:hAnsi="Calibri" w:cs="Calibri"/>
-          <w:bCs/>
-        </w:rPr>
-        <w:t xml:space="preserve">In this example, the </w:t>
-      </w:r>
-      <w:proofErr w:type="spellStart"/>
-      <w:r>
-        <w:rPr>
-          <w:rFonts w:ascii="Calibri" w:hAnsi="Calibri" w:cs="Calibri"/>
-          <w:bCs/>
-        </w:rPr>
-        <w:t>Run_results_summary</w:t>
-      </w:r>
-      <w:proofErr w:type="spellEnd"/>
-      <w:r>
-        <w:rPr>
-          <w:rFonts w:ascii="Calibri" w:hAnsi="Calibri" w:cs="Calibri"/>
-          <w:bCs/>
-        </w:rPr>
-        <w:t xml:space="preserve"> will have a row for the </w:t>
-      </w:r>
-      <w:proofErr w:type="spellStart"/>
-      <w:r>
-        <w:rPr>
-          <w:rFonts w:ascii="Calibri" w:hAnsi="Calibri" w:cs="Calibri"/>
-          <w:bCs/>
-        </w:rPr>
-        <w:t>CPR_mean</w:t>
-      </w:r>
-      <w:proofErr w:type="spellEnd"/>
-      <w:r>
-        <w:rPr>
-          <w:rFonts w:ascii="Calibri" w:hAnsi="Calibri" w:cs="Calibri"/>
-          <w:bCs/>
-        </w:rPr>
-        <w:t xml:space="preserve"> calculation and an additional row indicating that the sample was also “Undetermined”.  In this case, it may be useful to refer to the </w:t>
-      </w:r>
-      <w:proofErr w:type="spellStart"/>
-      <w:r>
-        <w:rPr>
-          <w:rFonts w:ascii="Calibri" w:hAnsi="Calibri" w:cs="Calibri"/>
-          <w:bCs/>
-        </w:rPr>
-        <w:t>Run_results</w:t>
-      </w:r>
-      <w:proofErr w:type="spellEnd"/>
-      <w:r>
-        <w:rPr>
-          <w:rFonts w:ascii="Calibri" w:hAnsi="Calibri" w:cs="Calibri"/>
-          <w:bCs/>
-        </w:rPr>
-        <w:t xml:space="preserve"> file for better clarity.  </w:t>
+        <w:lastRenderedPageBreak/>
+        <w:t xml:space="preserve">Undetermined samples: Samples that were designated with “Undetermined” CT values during the run will be included in the Run_results and Run_results_summary outputs; however, if a sample is run in replicate and some of the replicates are “Undetermined”, while others have CT values, the Run_results_summary will only calculate CPR_mean for those samples with CT values.  </w:t>
+      </w:r>
+      <w:r>
+        <w:rPr>
+          <w:rFonts w:ascii="Calibri" w:hAnsi="Calibri" w:cs="Calibri"/>
+          <w:bCs/>
+        </w:rPr>
+        <w:t xml:space="preserve">In this example, the Run_results_summary will have a row for the CPR_mean calculation and an additional row indicating that the sample was also “Undetermined”.  In this case, it may be useful to refer to the Run_results file for better clarity.  </w:t>
       </w:r>
     </w:p>
     <w:p>
@@ -5022,23 +4434,7 @@
           <w:rFonts w:ascii="Calibri" w:hAnsi="Calibri" w:cs="Calibri"/>
           <w:bCs/>
         </w:rPr>
-        <w:t xml:space="preserve"> the file with the prefix “</w:t>
-      </w:r>
-      <w:proofErr w:type="spellStart"/>
-      <w:r>
-        <w:rPr>
-          <w:rFonts w:ascii="Calibri" w:hAnsi="Calibri" w:cs="Calibri"/>
-          <w:bCs/>
-        </w:rPr>
-        <w:t>Run_results</w:t>
-      </w:r>
-      <w:proofErr w:type="spellEnd"/>
-      <w:r>
-        <w:rPr>
-          <w:rFonts w:ascii="Calibri" w:hAnsi="Calibri" w:cs="Calibri"/>
-          <w:bCs/>
-        </w:rPr>
-        <w:t>” located in the “output” folder</w:t>
+        <w:t xml:space="preserve"> the file with the prefix “Run_results” located in the “output” folder</w:t>
       </w:r>
       <w:r>
         <w:rPr>
@@ -5294,23 +4690,7 @@
                 <w:rFonts w:ascii="Calibri" w:hAnsi="Calibri" w:cs="Calibri"/>
                 <w:bCs/>
               </w:rPr>
-              <w:t>Locate: output</w:t>
-            </w:r>
-            <w:proofErr w:type="gramStart"/>
-            <w:r>
-              <w:rPr>
-                <w:rFonts w:ascii="Calibri" w:hAnsi="Calibri" w:cs="Calibri"/>
-                <w:bCs/>
-              </w:rPr>
-              <w:t>/[</w:t>
-            </w:r>
-            <w:proofErr w:type="gramEnd"/>
-            <w:r>
-              <w:rPr>
-                <w:rFonts w:ascii="Calibri" w:hAnsi="Calibri" w:cs="Calibri"/>
-                <w:bCs/>
-              </w:rPr>
-              <w:t>total or toxin]/tests/</w:t>
+              <w:t>Locate: output/[total or toxin]/tests/</w:t>
             </w:r>
             <w:r>
               <w:rPr>
@@ -5443,23 +4823,7 @@
                 <w:rFonts w:ascii="Calibri" w:hAnsi="Calibri" w:cs="Calibri"/>
                 <w:bCs/>
               </w:rPr>
-              <w:t>Locate: output</w:t>
-            </w:r>
-            <w:proofErr w:type="gramStart"/>
-            <w:r>
-              <w:rPr>
-                <w:rFonts w:ascii="Calibri" w:hAnsi="Calibri" w:cs="Calibri"/>
-                <w:bCs/>
-              </w:rPr>
-              <w:t>/[</w:t>
-            </w:r>
-            <w:proofErr w:type="gramEnd"/>
-            <w:r>
-              <w:rPr>
-                <w:rFonts w:ascii="Calibri" w:hAnsi="Calibri" w:cs="Calibri"/>
-                <w:bCs/>
-              </w:rPr>
-              <w:t>total or toxin]/tests/</w:t>
+              <w:t>Locate: output/[total or toxin]/tests/</w:t>
             </w:r>
             <w:r>
               <w:rPr>
@@ -5638,23 +5002,7 @@
                 <w:rFonts w:ascii="Calibri" w:hAnsi="Calibri" w:cs="Calibri"/>
                 <w:bCs/>
               </w:rPr>
-              <w:t>Locate: output</w:t>
-            </w:r>
-            <w:proofErr w:type="gramStart"/>
-            <w:r>
-              <w:rPr>
-                <w:rFonts w:ascii="Calibri" w:hAnsi="Calibri" w:cs="Calibri"/>
-                <w:bCs/>
-              </w:rPr>
-              <w:t>/[</w:t>
-            </w:r>
-            <w:proofErr w:type="gramEnd"/>
-            <w:r>
-              <w:rPr>
-                <w:rFonts w:ascii="Calibri" w:hAnsi="Calibri" w:cs="Calibri"/>
-                <w:bCs/>
-              </w:rPr>
-              <w:t>total or toxin]/tests/</w:t>
+              <w:t>Locate: output/[total or toxin]/tests/</w:t>
             </w:r>
             <w:r>
               <w:rPr>
@@ -5813,7 +5161,6 @@
                 <w:rFonts w:ascii="Calibri" w:hAnsi="Calibri" w:cs="Calibri"/>
                 <w:bCs/>
               </w:rPr>
-              <w:lastRenderedPageBreak/>
               <w:t>Test 7</w:t>
             </w:r>
           </w:p>
@@ -5979,6 +5326,7 @@
                 <w:rFonts w:ascii="Calibri" w:hAnsi="Calibri" w:cs="Calibri"/>
                 <w:bCs/>
               </w:rPr>
+              <w:lastRenderedPageBreak/>
               <w:t>Test 8</w:t>
             </w:r>
           </w:p>
@@ -6002,23 +5350,7 @@
                 <w:rFonts w:ascii="Calibri" w:hAnsi="Calibri" w:cs="Calibri"/>
                 <w:bCs/>
               </w:rPr>
-              <w:t>Locate: output</w:t>
-            </w:r>
-            <w:proofErr w:type="gramStart"/>
-            <w:r>
-              <w:rPr>
-                <w:rFonts w:ascii="Calibri" w:hAnsi="Calibri" w:cs="Calibri"/>
-                <w:bCs/>
-              </w:rPr>
-              <w:t>/[</w:t>
-            </w:r>
-            <w:proofErr w:type="gramEnd"/>
-            <w:r>
-              <w:rPr>
-                <w:rFonts w:ascii="Calibri" w:hAnsi="Calibri" w:cs="Calibri"/>
-                <w:bCs/>
-              </w:rPr>
-              <w:t>total or toxin]/tests/</w:t>
+              <w:t>Locate: output/[total or toxin]/tests/</w:t>
             </w:r>
             <w:r>
               <w:rPr>
@@ -6179,23 +5511,7 @@
                 <w:rFonts w:ascii="Calibri" w:hAnsi="Calibri" w:cs="Calibri"/>
                 <w:bCs/>
               </w:rPr>
-              <w:t>Locate: output</w:t>
-            </w:r>
-            <w:proofErr w:type="gramStart"/>
-            <w:r>
-              <w:rPr>
-                <w:rFonts w:ascii="Calibri" w:hAnsi="Calibri" w:cs="Calibri"/>
-                <w:bCs/>
-              </w:rPr>
-              <w:t>/[</w:t>
-            </w:r>
-            <w:proofErr w:type="gramEnd"/>
-            <w:r>
-              <w:rPr>
-                <w:rFonts w:ascii="Calibri" w:hAnsi="Calibri" w:cs="Calibri"/>
-                <w:bCs/>
-              </w:rPr>
-              <w:t>total or toxin]/tests/</w:t>
+              <w:t>Locate: output/[total or toxin]/tests/</w:t>
             </w:r>
             <w:r>
               <w:rPr>
@@ -6357,23 +5673,7 @@
           <w:rFonts w:asciiTheme="minorHAnsi" w:hAnsiTheme="minorHAnsi" w:cstheme="minorHAnsi"/>
           <w:bCs/>
         </w:rPr>
-        <w:t xml:space="preserve">‘run_file.csv’ or equivalent in the primary </w:t>
-      </w:r>
-      <w:proofErr w:type="spellStart"/>
-      <w:r>
-        <w:rPr>
-          <w:rFonts w:asciiTheme="minorHAnsi" w:hAnsiTheme="minorHAnsi" w:cstheme="minorHAnsi"/>
-          <w:bCs/>
-        </w:rPr>
-        <w:t>working_dir</w:t>
-      </w:r>
-      <w:proofErr w:type="spellEnd"/>
-      <w:r>
-        <w:rPr>
-          <w:rFonts w:asciiTheme="minorHAnsi" w:hAnsiTheme="minorHAnsi" w:cstheme="minorHAnsi"/>
-          <w:bCs/>
-        </w:rPr>
-        <w:t xml:space="preserve"> folder. </w:t>
+        <w:t xml:space="preserve">‘run_file.csv’ or equivalent in the primary working_dir folder. </w:t>
       </w:r>
     </w:p>
     <w:p>
@@ -6508,33 +5808,11 @@
           <w:rFonts w:asciiTheme="minorHAnsi" w:hAnsiTheme="minorHAnsi" w:cstheme="minorHAnsi"/>
         </w:rPr>
       </w:pPr>
-      <w:proofErr w:type="spellStart"/>
-      <w:r>
-        <w:rPr>
-          <w:rFonts w:asciiTheme="minorHAnsi" w:hAnsiTheme="minorHAnsi" w:cstheme="minorHAnsi"/>
-        </w:rPr>
-        <w:t>Phytoxigene</w:t>
-      </w:r>
-      <w:proofErr w:type="spellEnd"/>
-      <w:r>
-        <w:rPr>
-          <w:rFonts w:asciiTheme="minorHAnsi" w:hAnsiTheme="minorHAnsi" w:cstheme="minorHAnsi"/>
-        </w:rPr>
-        <w:t xml:space="preserve"> </w:t>
-      </w:r>
-      <w:proofErr w:type="spellStart"/>
-      <w:r>
-        <w:rPr>
-          <w:rFonts w:asciiTheme="minorHAnsi" w:hAnsiTheme="minorHAnsi" w:cstheme="minorHAnsi"/>
-        </w:rPr>
-        <w:t>CyanoDTec</w:t>
-      </w:r>
-      <w:proofErr w:type="spellEnd"/>
-      <w:r>
-        <w:rPr>
-          <w:rFonts w:asciiTheme="minorHAnsi" w:hAnsiTheme="minorHAnsi" w:cstheme="minorHAnsi"/>
-        </w:rPr>
-        <w:t xml:space="preserve"> manual - </w:t>
+      <w:r>
+        <w:rPr>
+          <w:rFonts w:asciiTheme="minorHAnsi" w:hAnsiTheme="minorHAnsi" w:cstheme="minorHAnsi"/>
+        </w:rPr>
+        <w:t xml:space="preserve">Phytoxigene CyanoDTec manual - </w:t>
       </w:r>
       <w:hyperlink r:id="rId9" w:history="1">
         <w:r>
@@ -9111,20 +8389,7 @@
         <w:rFonts w:asciiTheme="minorHAnsi" w:hAnsiTheme="minorHAnsi" w:cstheme="minorHAnsi"/>
       </w:rPr>
       <w:tab/>
-    </w:r>
-    <w:proofErr w:type="spellStart"/>
-    <w:r>
-      <w:rPr>
-        <w:rFonts w:asciiTheme="minorHAnsi" w:hAnsiTheme="minorHAnsi" w:cstheme="minorHAnsi"/>
-      </w:rPr>
-      <w:t>Phytoxigene</w:t>
-    </w:r>
-    <w:proofErr w:type="spellEnd"/>
-    <w:r>
-      <w:rPr>
-        <w:rFonts w:asciiTheme="minorHAnsi" w:hAnsiTheme="minorHAnsi" w:cstheme="minorHAnsi"/>
-      </w:rPr>
-      <w:t xml:space="preserve"> (qPCR)</w:t>
+      <w:t>Phytoxigene (qPCR)</w:t>
     </w:r>
     <w:r>
       <w:rPr>
@@ -11813,10 +11078,10 @@
     <w:charset w:val="00"/>
     <w:family w:val="swiss"/>
     <w:pitch w:val="variable"/>
-    <w:sig w:usb0="E4002EFF" w:usb1="C000247B" w:usb2="00000009" w:usb3="00000000" w:csb0="000001FF" w:csb1="00000000"/>
+    <w:sig w:usb0="E0002EFF" w:usb1="C000247B" w:usb2="00000009" w:usb3="00000000" w:csb0="000001FF" w:csb1="00000000"/>
   </w:font>
   <w:font w:name="Segoe UI">
-    <w:panose1 w:val="020B0604020202020204"/>
+    <w:panose1 w:val="020B0502040204020203"/>
     <w:charset w:val="00"/>
     <w:family w:val="swiss"/>
     <w:pitch w:val="variable"/>
@@ -11860,6 +11125,7 @@
     <w:rsid w:val="002D4B03"/>
     <w:rsid w:val="0034117C"/>
     <w:rsid w:val="003F6631"/>
+    <w:rsid w:val="0042099D"/>
     <w:rsid w:val="004513CB"/>
     <w:rsid w:val="00635E9D"/>
     <w:rsid w:val="00832193"/>
